--- a/docs/formatted_documents/docx/further_research/experiment_matrix.docx
+++ b/docs/formatted_documents/docx/further_research/experiment_matrix.docx
@@ -59,22 +59,10 @@
         <w:t>vit</w:t>
       </w:r>
     </w:p>
+    <w:p/>
     <w:p>
-      <w:pPr>
-        <w:pStyle w:val="ListNumber"/>
-        <w:ind w:left="0"/>
-      </w:pPr>
       <w:r>
-        <w:t>cnn</w:t>
-      </w:r>
-    </w:p>
-    <w:p>
-      <w:pPr>
-        <w:pStyle w:val="ListNumber"/>
-        <w:ind w:left="0"/>
-      </w:pPr>
-      <w:r>
-        <w:t>lstm</w:t>
+        <w:t>Legacy CNN/LSTM references are retained below only as archived baselines.</w:t>
       </w:r>
     </w:p>
     <w:p/>
@@ -169,7 +157,7 @@
           </w:tcPr>
           <w:p>
             <w:r>
-              <w:t>handwriting + audio + errors</w:t>
+              <w:t>archived handwriting + audio + errors</w:t>
             </w:r>
           </w:p>
         </w:tc>
@@ -273,7 +261,7 @@
           </w:tcPr>
           <w:p>
             <w:r>
-              <w:t>image + audio + text + behavior + errors</w:t>
+              <w:t>archived image + audio + text + behavior + errors</w:t>
             </w:r>
           </w:p>
         </w:tc>
@@ -511,7 +499,7 @@
           </w:tcPr>
           <w:p>
             <w:r>
-              <w:t>Tests patch-based handwriting modeling</w:t>
+              <w:t>Tests patch-based visual modeling</w:t>
             </w:r>
           </w:p>
         </w:tc>
@@ -893,7 +881,7 @@
           </w:tcPr>
           <w:p>
             <w:r>
-              <w:t>handwriting images</w:t>
+              <w:t>archived image branches</w:t>
             </w:r>
           </w:p>
         </w:tc>
@@ -1259,7 +1247,7 @@
           </w:tcPr>
           <w:p>
             <w:r>
-              <w:t>Compares handwriting vs speech vs reading</w:t>
+              <w:t>Compares archived image vs speech vs reading families</w:t>
             </w:r>
           </w:p>
         </w:tc>
